--- a/chapters/15-outcome-regression-propensity-scores.docx
+++ b/chapters/15-outcome-regression-propensity-scores.docx
@@ -461,10 +461,12 @@
               <m:oMath>
                 <m:r>
                   <m:rPr>
-                    <m:nor/>
                     <m:sty m:val="p"/>
                   </m:rPr>
                   <m:t>E</m:t>
+                </m:r>
+                <m:r>
+                  <m:t>​</m:t>
                 </m:r>
                 <m:d>
                   <m:dPr>
@@ -515,6 +517,9 @@
                     </m:r>
                   </m:e>
                 </m:d>
+                <m:r>
+                  <m:t>​</m:t>
+                </m:r>
                 <m:r>
                   <m:rPr>
                     <m:sty m:val="p"/>
@@ -1291,10 +1296,12 @@
                     </m:r>
                     <m:r>
                       <m:rPr>
-                        <m:nor/>
                         <m:sty m:val="p"/>
                       </m:rPr>
                       <m:t>E</m:t>
+                    </m:r>
+                    <m:r>
+                      <m:t>​</m:t>
                     </m:r>
                     <m:d>
                       <m:dPr>
@@ -1364,6 +1371,9 @@
                       </m:e>
                     </m:d>
                     <m:r>
+                      <m:t>​</m:t>
+                    </m:r>
+                    <m:r>
                       <m:rPr>
                         <m:sty m:val="p"/>
                       </m:rPr>
@@ -1371,10 +1381,12 @@
                     </m:r>
                     <m:r>
                       <m:rPr>
-                        <m:nor/>
                         <m:sty m:val="p"/>
                       </m:rPr>
                       <m:t>E</m:t>
+                    </m:r>
+                    <m:r>
+                      <m:t>​</m:t>
                     </m:r>
                     <m:d>
                       <m:dPr>
@@ -1443,6 +1455,9 @@
                         </m:r>
                       </m:e>
                     </m:d>
+                    <m:r>
+                      <m:t>​</m:t>
+                    </m:r>
                   </m:e>
                   <m:e>
                     <m:r>
@@ -2224,10 +2239,12 @@
             <m:oMath>
               <m:r>
                 <m:rPr>
-                  <m:nor/>
                   <m:sty m:val="p"/>
                 </m:rPr>
                 <m:t>E</m:t>
+              </m:r>
+              <m:r>
+                <m:t>​</m:t>
               </m:r>
               <m:d>
                 <m:dPr>
@@ -2237,6 +2254,9 @@
                   <m:grow/>
                 </m:dPr>
                 <m:e>
+                  <m:r>
+                    <m:t>​</m:t>
+                  </m:r>
                   <m:d>
                     <m:dPr>
                       <m:begChr m:val="|"/>
@@ -2277,8 +2297,14 @@
                       </m:sSup>
                     </m:e>
                   </m:d>
+                  <m:r>
+                    <m:t>​</m:t>
+                  </m:r>
                 </m:e>
               </m:d>
+              <m:r>
+                <m:t>​</m:t>
+              </m:r>
               <m:r>
                 <m:rPr>
                   <m:sty m:val="p"/>
@@ -2776,10 +2802,12 @@
               <m:oMath>
                 <m:r>
                   <m:rPr>
-                    <m:nor/>
                     <m:sty m:val="p"/>
                   </m:rPr>
                   <m:t>E</m:t>
+                </m:r>
+                <m:r>
+                  <m:t>​</m:t>
                 </m:r>
                 <m:d>
                   <m:dPr>
@@ -2840,6 +2868,9 @@
                   </m:e>
                 </m:d>
                 <m:r>
+                  <m:t>​</m:t>
+                </m:r>
+                <m:r>
                   <m:rPr>
                     <m:sty m:val="p"/>
                   </m:rPr>
@@ -2847,10 +2878,12 @@
                 </m:r>
                 <m:r>
                   <m:rPr>
-                    <m:nor/>
                     <m:sty m:val="p"/>
                   </m:rPr>
                   <m:t>E</m:t>
+                </m:r>
+                <m:r>
+                  <m:t>​</m:t>
                 </m:r>
                 <m:d>
                   <m:dPr>
@@ -2919,6 +2952,9 @@
                     </m:r>
                   </m:e>
                 </m:d>
+                <m:r>
+                  <m:t>​</m:t>
+                </m:r>
                 <m:r>
                   <m:rPr>
                     <m:sty m:val="p"/>
@@ -3353,10 +3389,12 @@
             <m:oMath>
               <m:r>
                 <m:rPr>
-                  <m:nor/>
                   <m:sty m:val="p"/>
                 </m:rPr>
                 <m:t>E</m:t>
+              </m:r>
+              <m:r>
+                <m:t>​</m:t>
               </m:r>
               <m:d>
                 <m:dPr>
@@ -3399,6 +3437,9 @@
                 </m:e>
               </m:d>
               <m:r>
+                <m:t>​</m:t>
+              </m:r>
+              <m:r>
                 <m:rPr>
                   <m:sty m:val="p"/>
                 </m:rPr>
@@ -3426,10 +3467,12 @@
             <m:oMath>
               <m:r>
                 <m:rPr>
-                  <m:nor/>
                   <m:sty m:val="p"/>
                 </m:rPr>
                 <m:t>E</m:t>
+              </m:r>
+              <m:r>
+                <m:t>​</m:t>
               </m:r>
               <m:d>
                 <m:dPr>
@@ -3439,6 +3482,9 @@
                   <m:grow/>
                 </m:dPr>
                 <m:e>
+                  <m:r>
+                    <m:t>​</m:t>
+                  </m:r>
                   <m:sSup>
                     <m:e>
                       <m:d>
@@ -3462,6 +3508,9 @@
                     </m:sup>
                   </m:sSup>
                   <m:r>
+                    <m:t>​</m:t>
+                  </m:r>
+                  <m:r>
                     <m:rPr>
                       <m:sty m:val="p"/>
                     </m:rPr>
@@ -3482,6 +3531,9 @@
                 </m:e>
               </m:d>
               <m:r>
+                <m:t>​</m:t>
+              </m:r>
+              <m:r>
                 <m:rPr>
                   <m:sty m:val="p"/>
                 </m:rPr>
@@ -3509,10 +3561,12 @@
             <m:oMath>
               <m:r>
                 <m:rPr>
-                  <m:nor/>
                   <m:sty m:val="p"/>
                 </m:rPr>
                 <m:t>E</m:t>
+              </m:r>
+              <m:r>
+                <m:t>​</m:t>
               </m:r>
               <m:d>
                 <m:dPr>
@@ -3560,6 +3614,9 @@
                   </m:r>
                 </m:e>
               </m:d>
+              <m:r>
+                <m:t>​</m:t>
+              </m:r>
             </m:oMath>
             <w:r>
               <w:t xml:space="preserve"> </w:t>
@@ -3585,10 +3642,12 @@
               <m:oMath>
                 <m:r>
                   <m:rPr>
-                    <m:nor/>
                     <m:sty m:val="p"/>
                   </m:rPr>
                   <m:t>E</m:t>
+                </m:r>
+                <m:r>
+                  <m:t>​</m:t>
                 </m:r>
                 <m:d>
                   <m:dPr>
@@ -3639,6 +3698,9 @@
                     </m:r>
                   </m:e>
                 </m:d>
+                <m:r>
+                  <m:t>​</m:t>
+                </m:r>
                 <m:r>
                   <m:rPr>
                     <m:sty m:val="p"/>
@@ -4029,10 +4091,12 @@
                   <m:e>
                     <m:r>
                       <m:rPr>
-                        <m:nor/>
                         <m:sty m:val="p"/>
                       </m:rPr>
                       <m:t>E</m:t>
+                    </m:r>
+                    <m:r>
+                      <m:t>​</m:t>
                     </m:r>
                     <m:d>
                       <m:dPr>
@@ -4093,6 +4157,9 @@
                       </m:e>
                     </m:d>
                     <m:r>
+                      <m:t>​</m:t>
+                    </m:r>
+                    <m:r>
                       <m:t>&amp;</m:t>
                     </m:r>
                     <m:r>
@@ -4103,10 +4170,12 @@
                     </m:r>
                     <m:r>
                       <m:rPr>
-                        <m:nor/>
                         <m:sty m:val="p"/>
                       </m:rPr>
                       <m:t>E</m:t>
+                    </m:r>
+                    <m:r>
+                      <m:t>​</m:t>
                     </m:r>
                     <m:d>
                       <m:dPr>
@@ -4203,6 +4272,9 @@
                       </m:e>
                     </m:d>
                     <m:r>
+                      <m:t>​</m:t>
+                    </m:r>
+                    <m:r>
                       <m:t>&amp;</m:t>
                     </m:r>
                     <m:r>
@@ -4228,10 +4300,12 @@
                     </m:r>
                     <m:r>
                       <m:rPr>
-                        <m:nor/>
                         <m:sty m:val="p"/>
                       </m:rPr>
                       <m:t>E</m:t>
+                    </m:r>
+                    <m:r>
+                      <m:t>​</m:t>
                     </m:r>
                     <m:d>
                       <m:dPr>
@@ -4301,6 +4375,9 @@
                       </m:e>
                     </m:d>
                     <m:r>
+                      <m:t>​</m:t>
+                    </m:r>
+                    <m:r>
                       <m:t>&amp;</m:t>
                     </m:r>
                     <m:r>
@@ -4337,10 +4414,12 @@
             <m:oMath>
               <m:r>
                 <m:rPr>
-                  <m:nor/>
                   <m:sty m:val="p"/>
                 </m:rPr>
                 <m:t>E</m:t>
+              </m:r>
+              <m:r>
+                <m:t>​</m:t>
               </m:r>
               <m:d>
                 <m:dPr>
@@ -4410,6 +4489,9 @@
                 </m:e>
               </m:d>
               <m:r>
+                <m:t>​</m:t>
+              </m:r>
+              <m:r>
                 <m:rPr>
                   <m:sty m:val="p"/>
                 </m:rPr>
@@ -4600,10 +4682,12 @@
             <m:oMath>
               <m:r>
                 <m:rPr>
-                  <m:nor/>
                   <m:sty m:val="p"/>
                 </m:rPr>
                 <m:t>E</m:t>
+              </m:r>
+              <m:r>
+                <m:t>​</m:t>
               </m:r>
               <m:d>
                 <m:dPr>
@@ -4655,6 +4739,9 @@
                 </m:e>
               </m:d>
               <m:r>
+                <m:t>​</m:t>
+              </m:r>
+              <m:r>
                 <m:rPr>
                   <m:sty m:val="p"/>
                 </m:rPr>
@@ -4714,10 +4801,12 @@
             <m:oMath>
               <m:r>
                 <m:rPr>
-                  <m:nor/>
                   <m:sty m:val="p"/>
                 </m:rPr>
                 <m:t>E</m:t>
+              </m:r>
+              <m:r>
+                <m:t>​</m:t>
               </m:r>
               <m:d>
                 <m:dPr>
@@ -4790,6 +4879,9 @@
                 </m:e>
               </m:d>
               <m:r>
+                <m:t>​</m:t>
+              </m:r>
+              <m:r>
                 <m:rPr>
                   <m:sty m:val="p"/>
                 </m:rPr>
@@ -4836,10 +4928,12 @@
                   <m:e>
                     <m:r>
                       <m:rPr>
-                        <m:nor/>
                         <m:sty m:val="p"/>
                       </m:rPr>
                       <m:t>E</m:t>
+                    </m:r>
+                    <m:r>
+                      <m:t>​</m:t>
                     </m:r>
                     <m:d>
                       <m:dPr>
@@ -4912,6 +5006,9 @@
                       </m:e>
                     </m:d>
                     <m:r>
+                      <m:t>​</m:t>
+                    </m:r>
+                    <m:r>
                       <m:t>&amp;</m:t>
                     </m:r>
                     <m:r>
@@ -4922,10 +5019,12 @@
                     </m:r>
                     <m:r>
                       <m:rPr>
-                        <m:nor/>
                         <m:sty m:val="p"/>
                       </m:rPr>
                       <m:t>E</m:t>
+                    </m:r>
+                    <m:r>
+                      <m:t>​</m:t>
                     </m:r>
                     <m:d>
                       <m:dPr>
@@ -4937,10 +5036,12 @@
                       <m:e>
                         <m:r>
                           <m:rPr>
-                            <m:nor/>
                             <m:sty m:val="p"/>
                           </m:rPr>
                           <m:t>E</m:t>
+                        </m:r>
+                        <m:r>
+                          <m:t>​</m:t>
                         </m:r>
                         <m:d>
                           <m:dPr>
@@ -5031,6 +5132,9 @@
                           </m:e>
                         </m:d>
                         <m:r>
+                          <m:t>​</m:t>
+                        </m:r>
+                        <m:r>
                           <m:rPr>
                             <m:sty m:val="p"/>
                           </m:rPr>
@@ -5051,6 +5155,9 @@
                       </m:e>
                     </m:d>
                     <m:r>
+                      <m:t>​</m:t>
+                    </m:r>
+                    <m:r>
                       <m:t>&amp;</m:t>
                     </m:r>
                     <m:r>
@@ -5076,10 +5183,12 @@
                     </m:r>
                     <m:r>
                       <m:rPr>
-                        <m:nor/>
                         <m:sty m:val="p"/>
                       </m:rPr>
                       <m:t>E</m:t>
+                    </m:r>
+                    <m:r>
+                      <m:t>​</m:t>
                     </m:r>
                     <m:d>
                       <m:dPr>
@@ -5100,10 +5209,12 @@
                         </m:r>
                         <m:r>
                           <m:rPr>
-                            <m:nor/>
                             <m:sty m:val="p"/>
                           </m:rPr>
                           <m:t>E</m:t>
+                        </m:r>
+                        <m:r>
+                          <m:t>​</m:t>
                         </m:r>
                         <m:d>
                           <m:dPr>
@@ -5155,6 +5266,9 @@
                           </m:e>
                         </m:d>
                         <m:r>
+                          <m:t>​</m:t>
+                        </m:r>
+                        <m:r>
                           <m:rPr>
                             <m:sty m:val="p"/>
                           </m:rPr>
@@ -5205,6 +5319,9 @@
                       </m:e>
                     </m:d>
                     <m:r>
+                      <m:t>​</m:t>
+                    </m:r>
+                    <m:r>
                       <m:t>&amp;</m:t>
                     </m:r>
                     <m:r>
@@ -5271,10 +5388,12 @@
                     </m:r>
                     <m:r>
                       <m:rPr>
-                        <m:nor/>
                         <m:sty m:val="p"/>
                       </m:rPr>
                       <m:t>E</m:t>
+                    </m:r>
+                    <m:r>
+                      <m:t>​</m:t>
                     </m:r>
                     <m:d>
                       <m:dPr>
@@ -5362,6 +5481,9 @@
                       </m:e>
                     </m:d>
                     <m:r>
+                      <m:t>​</m:t>
+                    </m:r>
+                    <m:r>
                       <m:t>&amp;</m:t>
                     </m:r>
                     <m:r>
@@ -5412,10 +5534,12 @@
             <m:oMath>
               <m:r>
                 <m:rPr>
-                  <m:nor/>
                   <m:sty m:val="p"/>
                 </m:rPr>
                 <m:t>E</m:t>
+              </m:r>
+              <m:r>
+                <m:t>​</m:t>
               </m:r>
               <m:d>
                 <m:dPr>
@@ -5463,6 +5587,9 @@
                   </m:r>
                 </m:e>
               </m:d>
+              <m:r>
+                <m:t>​</m:t>
+              </m:r>
             </m:oMath>
             <w:r>
               <w:t xml:space="preserve"> </w:t>
@@ -5969,20 +6096,15 @@
               <w:t xml:space="preserve"> </w:t>
             </w:r>
             <m:oMath>
-              <m:acc>
-                <m:accPr>
-                  <m:chr m:val="̂"/>
-                </m:accPr>
-                <m:e>
-                  <m:r>
-                    <m:rPr>
-                      <m:nor/>
-                      <m:sty m:val="p"/>
-                    </m:rPr>
-                    <m:t>E</m:t>
-                  </m:r>
-                </m:e>
-              </m:acc>
+              <m:r>
+                <m:rPr>
+                  <m:sty m:val="p"/>
+                </m:rPr>
+                <m:t/>
+              </m:r>
+              <m:r>
+                <m:t>​</m:t>
+              </m:r>
               <m:d>
                 <m:dPr>
                   <m:begChr m:val="["/>
@@ -6042,25 +6164,23 @@
                 </m:e>
               </m:d>
               <m:r>
+                <m:t>​</m:t>
+              </m:r>
+              <m:r>
                 <m:rPr>
                   <m:sty m:val="p"/>
                 </m:rPr>
                 <m:t>−</m:t>
               </m:r>
-              <m:acc>
-                <m:accPr>
-                  <m:chr m:val="̂"/>
-                </m:accPr>
-                <m:e>
-                  <m:r>
-                    <m:rPr>
-                      <m:nor/>
-                      <m:sty m:val="p"/>
-                    </m:rPr>
-                    <m:t>E</m:t>
-                  </m:r>
-                </m:e>
-              </m:acc>
+              <m:r>
+                <m:rPr>
+                  <m:sty m:val="p"/>
+                </m:rPr>
+                <m:t/>
+              </m:r>
+              <m:r>
+                <m:t>​</m:t>
+              </m:r>
               <m:d>
                 <m:dPr>
                   <m:begChr m:val="["/>
@@ -6119,6 +6239,9 @@
                   </m:r>
                 </m:e>
               </m:d>
+              <m:r>
+                <m:t>​</m:t>
+              </m:r>
             </m:oMath>
             <w:r>
               <w:t xml:space="preserve">:</w:t>
@@ -6763,10 +6886,12 @@
             <m:oMath>
               <m:r>
                 <m:rPr>
-                  <m:nor/>
                   <m:sty m:val="p"/>
                 </m:rPr>
                 <m:t>E</m:t>
+              </m:r>
+              <m:r>
+                <m:t>​</m:t>
               </m:r>
               <m:d>
                 <m:dPr>
@@ -6826,6 +6951,9 @@
                   </m:r>
                 </m:e>
               </m:d>
+              <m:r>
+                <m:t>​</m:t>
+              </m:r>
             </m:oMath>
             <w:r>
               <w:t xml:space="preserve"> </w:t>
@@ -6921,10 +7049,12 @@
             <m:oMath>
               <m:r>
                 <m:rPr>
-                  <m:nor/>
                   <m:sty m:val="p"/>
                 </m:rPr>
                 <m:t>E</m:t>
+              </m:r>
+              <m:r>
+                <m:t>​</m:t>
               </m:r>
               <m:d>
                 <m:dPr>
@@ -7021,6 +7151,9 @@
                 </m:e>
               </m:d>
               <m:r>
+                <m:t>​</m:t>
+              </m:r>
+              <m:r>
                 <m:rPr>
                   <m:sty m:val="p"/>
                 </m:rPr>
@@ -7190,7 +7323,6 @@
             <m:oMath>
               <m:r>
                 <m:rPr>
-                  <m:nor/>
                   <m:sty m:val="p"/>
                 </m:rPr>
                 <m:t>logit</m:t>
@@ -9234,10 +9366,12 @@
                     </m:r>
                     <m:r>
                       <m:rPr>
-                        <m:nor/>
                         <m:sty m:val="p"/>
                       </m:rPr>
                       <m:t>E</m:t>
+                    </m:r>
+                    <m:r>
+                      <m:t>​</m:t>
                     </m:r>
                     <m:d>
                       <m:dPr>
@@ -9312,6 +9446,9 @@
                         </m:r>
                       </m:e>
                     </m:d>
+                    <m:r>
+                      <m:t>​</m:t>
+                    </m:r>
                   </m:e>
                   <m:e>
                     <m:r>
@@ -9325,10 +9462,12 @@
                     </m:r>
                     <m:r>
                       <m:rPr>
-                        <m:nor/>
                         <m:sty m:val="p"/>
                       </m:rPr>
                       <m:t>E</m:t>
+                    </m:r>
+                    <m:r>
+                      <m:t>​</m:t>
                     </m:r>
                     <m:d>
                       <m:dPr>
@@ -9382,6 +9521,9 @@
                         </m:r>
                       </m:e>
                     </m:d>
+                    <m:r>
+                      <m:t>​</m:t>
+                    </m:r>
                   </m:e>
                   <m:e>
                     <m:r>
@@ -11491,10 +11633,12 @@
                     </m:r>
                     <m:r>
                       <m:rPr>
-                        <m:nor/>
                         <m:sty m:val="p"/>
                       </m:rPr>
                       <m:t>E</m:t>
+                    </m:r>
+                    <m:r>
+                      <m:t>​</m:t>
                     </m:r>
                     <m:d>
                       <m:dPr>
@@ -11606,6 +11750,9 @@
                       </m:e>
                     </m:d>
                     <m:r>
+                      <m:t>​</m:t>
+                    </m:r>
+                    <m:r>
                       <m:t>&amp;</m:t>
                     </m:r>
                     <m:r>
@@ -11666,10 +11813,12 @@
                     </m:r>
                     <m:r>
                       <m:rPr>
-                        <m:nor/>
                         <m:sty m:val="p"/>
                       </m:rPr>
                       <m:t>E</m:t>
+                    </m:r>
+                    <m:r>
+                      <m:t>​</m:t>
                     </m:r>
                     <m:d>
                       <m:dPr>
@@ -11763,6 +11912,9 @@
                       </m:e>
                     </m:d>
                     <m:r>
+                      <m:t>​</m:t>
+                    </m:r>
+                    <m:r>
                       <m:t>&amp;</m:t>
                     </m:r>
                     <m:r>
@@ -11838,10 +11990,12 @@
                     </m:r>
                     <m:r>
                       <m:rPr>
-                        <m:nor/>
                         <m:sty m:val="p"/>
                       </m:rPr>
                       <m:t>E</m:t>
+                    </m:r>
+                    <m:r>
+                      <m:t>​</m:t>
                     </m:r>
                     <m:d>
                       <m:dPr>
@@ -11914,6 +12068,9 @@
                       </m:e>
                     </m:d>
                     <m:r>
+                      <m:t>​</m:t>
+                    </m:r>
+                    <m:r>
                       <m:t>&amp;</m:t>
                     </m:r>
                     <m:r>
@@ -14123,10 +14280,12 @@
             <m:oMath>
               <m:r>
                 <m:rPr>
-                  <m:nor/>
                   <m:sty m:val="p"/>
                 </m:rPr>
                 <m:t>E</m:t>
+              </m:r>
+              <m:r>
+                <m:t>​</m:t>
               </m:r>
               <m:d>
                 <m:dPr>
@@ -14136,6 +14295,9 @@
                   <m:grow/>
                 </m:dPr>
                 <m:e>
+                  <m:r>
+                    <m:t>​</m:t>
+                  </m:r>
                   <m:d>
                     <m:dPr>
                       <m:begChr m:val="|"/>
@@ -14176,8 +14338,14 @@
                       </m:sSup>
                     </m:e>
                   </m:d>
+                  <m:r>
+                    <m:t>​</m:t>
+                  </m:r>
                 </m:e>
               </m:d>
+              <m:r>
+                <m:t>​</m:t>
+              </m:r>
               <m:r>
                 <m:rPr>
                   <m:sty m:val="p"/>
@@ -14771,10 +14939,12 @@
               <m:oMath>
                 <m:r>
                   <m:rPr>
-                    <m:nor/>
                     <m:sty m:val="p"/>
                   </m:rPr>
                   <m:t>E</m:t>
+                </m:r>
+                <m:r>
+                  <m:t>​</m:t>
                 </m:r>
                 <m:d>
                   <m:dPr>
@@ -14859,6 +15029,9 @@
                   </m:e>
                 </m:d>
                 <m:r>
+                  <m:t>​</m:t>
+                </m:r>
+                <m:r>
                   <m:rPr>
                     <m:sty m:val="p"/>
                   </m:rPr>
@@ -14866,10 +15039,12 @@
                 </m:r>
                 <m:r>
                   <m:rPr>
-                    <m:nor/>
                     <m:sty m:val="p"/>
                   </m:rPr>
                   <m:t>E</m:t>
+                </m:r>
+                <m:r>
+                  <m:t>​</m:t>
                 </m:r>
                 <m:d>
                   <m:dPr>
@@ -14954,6 +15129,9 @@
                   </m:e>
                 </m:d>
                 <m:r>
+                  <m:t>​</m:t>
+                </m:r>
+                <m:r>
                   <m:rPr>
                     <m:sty m:val="p"/>
                   </m:rPr>
@@ -14961,10 +15139,12 @@
                 </m:r>
                 <m:r>
                   <m:rPr>
-                    <m:nor/>
                     <m:sty m:val="p"/>
                   </m:rPr>
                   <m:t>E</m:t>
+                </m:r>
+                <m:r>
+                  <m:t>​</m:t>
                 </m:r>
                 <m:d>
                   <m:dPr>
@@ -15049,6 +15229,9 @@
                   </m:e>
                 </m:d>
                 <m:r>
+                  <m:t>​</m:t>
+                </m:r>
+                <m:r>
                   <m:rPr>
                     <m:sty m:val="p"/>
                   </m:rPr>
@@ -15056,10 +15239,12 @@
                 </m:r>
                 <m:r>
                   <m:rPr>
-                    <m:nor/>
                     <m:sty m:val="p"/>
                   </m:rPr>
                   <m:t>E</m:t>
+                </m:r>
+                <m:r>
+                  <m:t>​</m:t>
                 </m:r>
                 <m:d>
                   <m:dPr>
@@ -15143,6 +15328,9 @@
                     </m:r>
                   </m:e>
                 </m:d>
+                <m:r>
+                  <m:t>​</m:t>
+                </m:r>
                 <m:r>
                   <m:rPr>
                     <m:sty m:val="p"/>
@@ -15288,10 +15476,12 @@
                   <m:e>
                     <m:r>
                       <m:rPr>
-                        <m:nor/>
                         <m:sty m:val="p"/>
                       </m:rPr>
                       <m:t>E</m:t>
+                    </m:r>
+                    <m:r>
+                      <m:t>​</m:t>
                     </m:r>
                     <m:d>
                       <m:dPr>
@@ -15367,6 +15557,9 @@
                       </m:e>
                     </m:d>
                     <m:r>
+                      <m:t>​</m:t>
+                    </m:r>
+                    <m:r>
                       <m:t>&amp;</m:t>
                     </m:r>
                     <m:r>
@@ -15377,10 +15570,12 @@
                     </m:r>
                     <m:r>
                       <m:rPr>
-                        <m:nor/>
                         <m:sty m:val="p"/>
                       </m:rPr>
                       <m:t>E</m:t>
+                    </m:r>
+                    <m:r>
+                      <m:t>​</m:t>
                     </m:r>
                     <m:d>
                       <m:dPr>
@@ -15492,6 +15687,9 @@
                       </m:e>
                     </m:d>
                     <m:r>
+                      <m:t>​</m:t>
+                    </m:r>
+                    <m:r>
                       <m:t>&amp;</m:t>
                     </m:r>
                     <m:r>
@@ -15542,10 +15740,12 @@
                     </m:r>
                     <m:r>
                       <m:rPr>
-                        <m:nor/>
                         <m:sty m:val="p"/>
                       </m:rPr>
                       <m:t>E</m:t>
+                    </m:r>
+                    <m:r>
+                      <m:t>​</m:t>
                     </m:r>
                     <m:d>
                       <m:dPr>
@@ -15630,6 +15830,9 @@
                       </m:e>
                     </m:d>
                     <m:r>
+                      <m:t>​</m:t>
+                    </m:r>
+                    <m:r>
                       <m:t>&amp;</m:t>
                     </m:r>
                     <m:r>
@@ -16916,10 +17119,12 @@
             <m:oMath>
               <m:r>
                 <m:rPr>
-                  <m:nor/>
                   <m:sty m:val="p"/>
                 </m:rPr>
                 <m:t>E</m:t>
+              </m:r>
+              <m:r>
+                <m:t>​</m:t>
               </m:r>
               <m:d>
                 <m:dPr>
@@ -16985,6 +17190,9 @@
                   </m:r>
                 </m:e>
               </m:d>
+              <m:r>
+                <m:t>​</m:t>
+              </m:r>
             </m:oMath>
             <w:r>
               <w:t xml:space="preserve">.</w:t>
@@ -17662,10 +17870,12 @@
             <m:oMath>
               <m:r>
                 <m:rPr>
-                  <m:nor/>
                   <m:sty m:val="p"/>
                 </m:rPr>
                 <m:t>E</m:t>
+              </m:r>
+              <m:r>
+                <m:t>​</m:t>
               </m:r>
               <m:d>
                 <m:dPr>
@@ -17717,6 +17927,9 @@
                 </m:e>
               </m:d>
               <m:r>
+                <m:t>​</m:t>
+              </m:r>
+              <m:r>
                 <m:rPr>
                   <m:sty m:val="p"/>
                 </m:rPr>
@@ -17724,10 +17937,12 @@
               </m:r>
               <m:r>
                 <m:rPr>
-                  <m:nor/>
                   <m:sty m:val="p"/>
                 </m:rPr>
                 <m:t>E</m:t>
+              </m:r>
+              <m:r>
+                <m:t>​</m:t>
               </m:r>
               <m:d>
                 <m:dPr>
@@ -17778,6 +17993,9 @@
                   </m:sSup>
                 </m:e>
               </m:d>
+              <m:r>
+                <m:t>​</m:t>
+              </m:r>
             </m:oMath>
             <w:r>
               <w:t xml:space="preserve">,</w:t>
@@ -19007,10 +19225,12 @@
             <m:oMath>
               <m:r>
                 <m:rPr>
-                  <m:nor/>
                   <m:sty m:val="p"/>
                 </m:rPr>
                 <m:t>E</m:t>
+              </m:r>
+              <m:r>
+                <m:t>​</m:t>
               </m:r>
               <m:d>
                 <m:dPr>
@@ -19076,6 +19296,9 @@
                   </m:r>
                 </m:e>
               </m:d>
+              <m:r>
+                <m:t>​</m:t>
+              </m:r>
             </m:oMath>
             <w:r>
               <w:t xml:space="preserve"> </w:t>
@@ -19345,20 +19568,15 @@
                 <m:jc m:val="center"/>
               </m:oMathParaPr>
               <m:oMath>
-                <m:acc>
-                  <m:accPr>
-                    <m:chr m:val="̂"/>
-                  </m:accPr>
-                  <m:e>
-                    <m:r>
-                      <m:rPr>
-                        <m:nor/>
-                        <m:sty m:val="p"/>
-                      </m:rPr>
-                      <m:t>E</m:t>
-                    </m:r>
-                  </m:e>
-                </m:acc>
+                <m:r>
+                  <m:rPr>
+                    <m:sty m:val="p"/>
+                  </m:rPr>
+                  <m:t/>
+                </m:r>
+                <m:r>
+                  <m:t>​</m:t>
+                </m:r>
                 <m:d>
                   <m:dPr>
                     <m:begChr m:val="["/>
@@ -19400,6 +19618,9 @@
                   </m:e>
                 </m:d>
                 <m:r>
+                  <m:t>​</m:t>
+                </m:r>
+                <m:r>
                   <m:rPr>
                     <m:sty m:val="p"/>
                   </m:rPr>
@@ -19537,20 +19758,15 @@
               <w:t xml:space="preserve"> </w:t>
             </w:r>
             <m:oMath>
-              <m:acc>
-                <m:accPr>
-                  <m:chr m:val="̂"/>
-                </m:accPr>
-                <m:e>
-                  <m:r>
-                    <m:rPr>
-                      <m:nor/>
-                      <m:sty m:val="p"/>
-                    </m:rPr>
-                    <m:t>E</m:t>
-                  </m:r>
-                </m:e>
-              </m:acc>
+              <m:r>
+                <m:rPr>
+                  <m:sty m:val="p"/>
+                </m:rPr>
+                <m:t/>
+              </m:r>
+              <m:r>
+                <m:t>​</m:t>
+              </m:r>
               <m:d>
                 <m:dPr>
                   <m:begChr m:val="["/>
@@ -19601,25 +19817,23 @@
                 </m:e>
               </m:d>
               <m:r>
+                <m:t>​</m:t>
+              </m:r>
+              <m:r>
                 <m:rPr>
                   <m:sty m:val="p"/>
                 </m:rPr>
                 <m:t>−</m:t>
               </m:r>
-              <m:acc>
-                <m:accPr>
-                  <m:chr m:val="̂"/>
-                </m:accPr>
-                <m:e>
-                  <m:r>
-                    <m:rPr>
-                      <m:nor/>
-                      <m:sty m:val="p"/>
-                    </m:rPr>
-                    <m:t>E</m:t>
-                  </m:r>
-                </m:e>
-              </m:acc>
+              <m:r>
+                <m:rPr>
+                  <m:sty m:val="p"/>
+                </m:rPr>
+                <m:t/>
+              </m:r>
+              <m:r>
+                <m:t>​</m:t>
+              </m:r>
               <m:d>
                 <m:dPr>
                   <m:begChr m:val="["/>
@@ -19669,6 +19883,9 @@
                   </m:sSup>
                 </m:e>
               </m:d>
+              <m:r>
+                <m:t>​</m:t>
+              </m:r>
             </m:oMath>
             <w:r>
               <w:t xml:space="preserve">.</w:t>
@@ -24178,10 +24395,12 @@
                   <m:oMath>
                     <m:r>
                       <m:rPr>
-                        <m:nor/>
                         <m:sty m:val="p"/>
                       </m:rPr>
                       <m:t>E</m:t>
+                    </m:r>
+                    <m:r>
+                      <m:t>​</m:t>
                     </m:r>
                     <m:d>
                       <m:dPr>
@@ -24232,6 +24451,9 @@
                         </m:r>
                       </m:e>
                     </m:d>
+                    <m:r>
+                      <m:t>​</m:t>
+                    </m:r>
                   </m:oMath>
                   <w:r>
                     <w:t xml:space="preserve">​</w:t>
@@ -24534,10 +24756,12 @@
                   <m:oMath>
                     <m:r>
                       <m:rPr>
-                        <m:nor/>
                         <m:sty m:val="p"/>
                       </m:rPr>
                       <m:t>E</m:t>
+                    </m:r>
+                    <m:r>
+                      <m:t>​</m:t>
                     </m:r>
                     <m:d>
                       <m:dPr>
@@ -24603,6 +24827,9 @@
                         </m:r>
                       </m:e>
                     </m:d>
+                    <m:r>
+                      <m:t>​</m:t>
+                    </m:r>
                   </m:oMath>
                   <w:r>
                     <w:t xml:space="preserve">; with censoring, the joint score</w:t>

--- a/chapters/15-outcome-regression-propensity-scores.docx
+++ b/chapters/15-outcome-regression-propensity-scores.docx
@@ -461,6 +461,7 @@
               <m:oMath>
                 <m:r>
                   <m:rPr>
+                    <m:scr m:val="double-struck"/>
                     <m:sty m:val="p"/>
                   </m:rPr>
                   <m:t>E</m:t>
@@ -1296,6 +1297,7 @@
                     </m:r>
                     <m:r>
                       <m:rPr>
+                        <m:scr m:val="double-struck"/>
                         <m:sty m:val="p"/>
                       </m:rPr>
                       <m:t>E</m:t>
@@ -1381,6 +1383,7 @@
                     </m:r>
                     <m:r>
                       <m:rPr>
+                        <m:scr m:val="double-struck"/>
                         <m:sty m:val="p"/>
                       </m:rPr>
                       <m:t>E</m:t>
@@ -2239,6 +2242,7 @@
             <m:oMath>
               <m:r>
                 <m:rPr>
+                  <m:scr m:val="double-struck"/>
                   <m:sty m:val="p"/>
                 </m:rPr>
                 <m:t>E</m:t>
@@ -2802,6 +2806,7 @@
               <m:oMath>
                 <m:r>
                   <m:rPr>
+                    <m:scr m:val="double-struck"/>
                     <m:sty m:val="p"/>
                   </m:rPr>
                   <m:t>E</m:t>
@@ -2878,6 +2883,7 @@
                 </m:r>
                 <m:r>
                   <m:rPr>
+                    <m:scr m:val="double-struck"/>
                     <m:sty m:val="p"/>
                   </m:rPr>
                   <m:t>E</m:t>
@@ -3389,6 +3395,7 @@
             <m:oMath>
               <m:r>
                 <m:rPr>
+                  <m:scr m:val="double-struck"/>
                   <m:sty m:val="p"/>
                 </m:rPr>
                 <m:t>E</m:t>
@@ -3467,6 +3474,7 @@
             <m:oMath>
               <m:r>
                 <m:rPr>
+                  <m:scr m:val="double-struck"/>
                   <m:sty m:val="p"/>
                 </m:rPr>
                 <m:t>E</m:t>
@@ -3482,11 +3490,11 @@
                   <m:grow/>
                 </m:dPr>
                 <m:e>
-                  <m:r>
-                    <m:t>​</m:t>
-                  </m:r>
                   <m:sSup>
                     <m:e>
+                      <m:r>
+                        <m:t>​</m:t>
+                      </m:r>
                       <m:d>
                         <m:dPr>
                           <m:begChr m:val="∥"/>
@@ -3500,6 +3508,9 @@
                           </m:r>
                         </m:e>
                       </m:d>
+                      <m:r>
+                        <m:t>​</m:t>
+                      </m:r>
                     </m:e>
                     <m:sup>
                       <m:r>
@@ -3507,9 +3518,6 @@
                       </m:r>
                     </m:sup>
                   </m:sSup>
-                  <m:r>
-                    <m:t>​</m:t>
-                  </m:r>
                   <m:r>
                     <m:rPr>
                       <m:sty m:val="p"/>
@@ -3561,6 +3569,7 @@
             <m:oMath>
               <m:r>
                 <m:rPr>
+                  <m:scr m:val="double-struck"/>
                   <m:sty m:val="p"/>
                 </m:rPr>
                 <m:t>E</m:t>
@@ -3642,6 +3651,7 @@
               <m:oMath>
                 <m:r>
                   <m:rPr>
+                    <m:scr m:val="double-struck"/>
                     <m:sty m:val="p"/>
                   </m:rPr>
                   <m:t>E</m:t>
@@ -4091,6 +4101,7 @@
                   <m:e>
                     <m:r>
                       <m:rPr>
+                        <m:scr m:val="double-struck"/>
                         <m:sty m:val="p"/>
                       </m:rPr>
                       <m:t>E</m:t>
@@ -4170,6 +4181,7 @@
                     </m:r>
                     <m:r>
                       <m:rPr>
+                        <m:scr m:val="double-struck"/>
                         <m:sty m:val="p"/>
                       </m:rPr>
                       <m:t>E</m:t>
@@ -4300,6 +4312,7 @@
                     </m:r>
                     <m:r>
                       <m:rPr>
+                        <m:scr m:val="double-struck"/>
                         <m:sty m:val="p"/>
                       </m:rPr>
                       <m:t>E</m:t>
@@ -4414,6 +4427,7 @@
             <m:oMath>
               <m:r>
                 <m:rPr>
+                  <m:scr m:val="double-struck"/>
                   <m:sty m:val="p"/>
                 </m:rPr>
                 <m:t>E</m:t>
@@ -4682,6 +4696,7 @@
             <m:oMath>
               <m:r>
                 <m:rPr>
+                  <m:scr m:val="double-struck"/>
                   <m:sty m:val="p"/>
                 </m:rPr>
                 <m:t>E</m:t>
@@ -4801,6 +4816,7 @@
             <m:oMath>
               <m:r>
                 <m:rPr>
+                  <m:scr m:val="double-struck"/>
                   <m:sty m:val="p"/>
                 </m:rPr>
                 <m:t>E</m:t>
@@ -4928,6 +4944,7 @@
                   <m:e>
                     <m:r>
                       <m:rPr>
+                        <m:scr m:val="double-struck"/>
                         <m:sty m:val="p"/>
                       </m:rPr>
                       <m:t>E</m:t>
@@ -5019,6 +5036,7 @@
                     </m:r>
                     <m:r>
                       <m:rPr>
+                        <m:scr m:val="double-struck"/>
                         <m:sty m:val="p"/>
                       </m:rPr>
                       <m:t>E</m:t>
@@ -5036,6 +5054,7 @@
                       <m:e>
                         <m:r>
                           <m:rPr>
+                            <m:scr m:val="double-struck"/>
                             <m:sty m:val="p"/>
                           </m:rPr>
                           <m:t>E</m:t>
@@ -5183,6 +5202,7 @@
                     </m:r>
                     <m:r>
                       <m:rPr>
+                        <m:scr m:val="double-struck"/>
                         <m:sty m:val="p"/>
                       </m:rPr>
                       <m:t>E</m:t>
@@ -5209,6 +5229,7 @@
                         </m:r>
                         <m:r>
                           <m:rPr>
+                            <m:scr m:val="double-struck"/>
                             <m:sty m:val="p"/>
                           </m:rPr>
                           <m:t>E</m:t>
@@ -5388,6 +5409,7 @@
                     </m:r>
                     <m:r>
                       <m:rPr>
+                        <m:scr m:val="double-struck"/>
                         <m:sty m:val="p"/>
                       </m:rPr>
                       <m:t>E</m:t>
@@ -5534,6 +5556,7 @@
             <m:oMath>
               <m:r>
                 <m:rPr>
+                  <m:scr m:val="double-struck"/>
                   <m:sty m:val="p"/>
                 </m:rPr>
                 <m:t>E</m:t>
@@ -6886,6 +6909,7 @@
             <m:oMath>
               <m:r>
                 <m:rPr>
+                  <m:scr m:val="double-struck"/>
                   <m:sty m:val="p"/>
                 </m:rPr>
                 <m:t>E</m:t>
@@ -7049,6 +7073,7 @@
             <m:oMath>
               <m:r>
                 <m:rPr>
+                  <m:scr m:val="double-struck"/>
                   <m:sty m:val="p"/>
                 </m:rPr>
                 <m:t>E</m:t>
@@ -9366,6 +9391,7 @@
                     </m:r>
                     <m:r>
                       <m:rPr>
+                        <m:scr m:val="double-struck"/>
                         <m:sty m:val="p"/>
                       </m:rPr>
                       <m:t>E</m:t>
@@ -9462,6 +9488,7 @@
                     </m:r>
                     <m:r>
                       <m:rPr>
+                        <m:scr m:val="double-struck"/>
                         <m:sty m:val="p"/>
                       </m:rPr>
                       <m:t>E</m:t>
@@ -11633,6 +11660,7 @@
                     </m:r>
                     <m:r>
                       <m:rPr>
+                        <m:scr m:val="double-struck"/>
                         <m:sty m:val="p"/>
                       </m:rPr>
                       <m:t>E</m:t>
@@ -11813,6 +11841,7 @@
                     </m:r>
                     <m:r>
                       <m:rPr>
+                        <m:scr m:val="double-struck"/>
                         <m:sty m:val="p"/>
                       </m:rPr>
                       <m:t>E</m:t>
@@ -11990,6 +12019,7 @@
                     </m:r>
                     <m:r>
                       <m:rPr>
+                        <m:scr m:val="double-struck"/>
                         <m:sty m:val="p"/>
                       </m:rPr>
                       <m:t>E</m:t>
@@ -14280,6 +14310,7 @@
             <m:oMath>
               <m:r>
                 <m:rPr>
+                  <m:scr m:val="double-struck"/>
                   <m:sty m:val="p"/>
                 </m:rPr>
                 <m:t>E</m:t>
@@ -14939,6 +14970,7 @@
               <m:oMath>
                 <m:r>
                   <m:rPr>
+                    <m:scr m:val="double-struck"/>
                     <m:sty m:val="p"/>
                   </m:rPr>
                   <m:t>E</m:t>
@@ -15039,6 +15071,7 @@
                 </m:r>
                 <m:r>
                   <m:rPr>
+                    <m:scr m:val="double-struck"/>
                     <m:sty m:val="p"/>
                   </m:rPr>
                   <m:t>E</m:t>
@@ -15139,6 +15172,7 @@
                 </m:r>
                 <m:r>
                   <m:rPr>
+                    <m:scr m:val="double-struck"/>
                     <m:sty m:val="p"/>
                   </m:rPr>
                   <m:t>E</m:t>
@@ -15239,6 +15273,7 @@
                 </m:r>
                 <m:r>
                   <m:rPr>
+                    <m:scr m:val="double-struck"/>
                     <m:sty m:val="p"/>
                   </m:rPr>
                   <m:t>E</m:t>
@@ -15476,6 +15511,7 @@
                   <m:e>
                     <m:r>
                       <m:rPr>
+                        <m:scr m:val="double-struck"/>
                         <m:sty m:val="p"/>
                       </m:rPr>
                       <m:t>E</m:t>
@@ -15570,6 +15606,7 @@
                     </m:r>
                     <m:r>
                       <m:rPr>
+                        <m:scr m:val="double-struck"/>
                         <m:sty m:val="p"/>
                       </m:rPr>
                       <m:t>E</m:t>
@@ -15740,6 +15777,7 @@
                     </m:r>
                     <m:r>
                       <m:rPr>
+                        <m:scr m:val="double-struck"/>
                         <m:sty m:val="p"/>
                       </m:rPr>
                       <m:t>E</m:t>
@@ -17119,6 +17157,7 @@
             <m:oMath>
               <m:r>
                 <m:rPr>
+                  <m:scr m:val="double-struck"/>
                   <m:sty m:val="p"/>
                 </m:rPr>
                 <m:t>E</m:t>
@@ -17870,6 +17909,7 @@
             <m:oMath>
               <m:r>
                 <m:rPr>
+                  <m:scr m:val="double-struck"/>
                   <m:sty m:val="p"/>
                 </m:rPr>
                 <m:t>E</m:t>
@@ -17937,6 +17977,7 @@
               </m:r>
               <m:r>
                 <m:rPr>
+                  <m:scr m:val="double-struck"/>
                   <m:sty m:val="p"/>
                 </m:rPr>
                 <m:t>E</m:t>
@@ -19225,6 +19266,7 @@
             <m:oMath>
               <m:r>
                 <m:rPr>
+                  <m:scr m:val="double-struck"/>
                   <m:sty m:val="p"/>
                 </m:rPr>
                 <m:t>E</m:t>
@@ -24395,6 +24437,7 @@
                   <m:oMath>
                     <m:r>
                       <m:rPr>
+                        <m:scr m:val="double-struck"/>
                         <m:sty m:val="p"/>
                       </m:rPr>
                       <m:t>E</m:t>
@@ -24756,6 +24799,7 @@
                   <m:oMath>
                     <m:r>
                       <m:rPr>
+                        <m:scr m:val="double-struck"/>
                         <m:sty m:val="p"/>
                       </m:rPr>
                       <m:t>E</m:t>
